--- a/Free-Quarry/Ultras/Psalm-8-Ultra-The-Name-Loop-Stone.docx
+++ b/Free-Quarry/Ultras/Psalm-8-Ultra-The-Name-Loop-Stone.docx
@@ -1668,7 +1668,7 @@
           <w:sz w:val="26"/>
           <w:rtl w:val="1"/>
         </w:rPr>
-        <w:t>יְהוָה אֲדֹנֵינוּ מָה־אַדִּיר שִׁמְךָ בְּכָל־הָאָרֶץ</w:t>
+        <w:t>יְהוָה אֲדֹנֵינוּ מָה־אַדִּיר שִׁמְךָ בְּכָל־הָאָרֶץ אֲשֶׁר תְּנָה הוֹדְךָ עַל־הַשָּׁמָיִם׃</w:t>
       </w:r>
     </w:p>
     <w:p>
@@ -1687,7 +1687,7 @@
           <w:sz w:val="26"/>
           <w:rtl w:val="1"/>
         </w:rPr>
-        <w:t>מִפִּי עוֹלְלִים וְיֹנְקִים יִסַּדְתָּ עֹז לְמַעַן צוֹרְרֶיךָ לְהַשְׁבִּית אוֹיֵב</w:t>
+        <w:t>מִפִּי עוֹלְלִים וְיֹנְקִים יִסַּדְתָּ עֹז לְמַעַן צוֹרְרֶיךָ לְהַשְׁבִּית אוֹיֵב וּמִתְנַקֵּם׃</w:t>
       </w:r>
     </w:p>
     <w:p>
@@ -1706,7 +1706,7 @@
           <w:sz w:val="26"/>
           <w:rtl w:val="1"/>
         </w:rPr>
-        <w:t>כִּי־אֶרְאֶה שָׁמֶיךָ מַעֲשֵׂי אֶצְבְּעֹתֶיךָ יָרֵחַ וְכוֹכָבִים אֲשֶׁר כּוֹנָנְתָּה</w:t>
+        <w:t>כִּי־אֶרְאֶה שָׁמֶיךָ מַעֲשֵׂי אֶצְבְּעֹתֶיךָ יָרֵחַ וְכוֹכָבִים אֲשֶׁר כּוֹנָנְתָּה׃</w:t>
       </w:r>
     </w:p>
     <w:p>
@@ -1725,7 +1725,7 @@
           <w:sz w:val="26"/>
           <w:rtl w:val="1"/>
         </w:rPr>
-        <w:t>מָה־אֱנוֹשׁ כִּי־תִזְכְּרֶנּוּ וּבֶן־אָדָם כִּי תִפְקְדֶנּוּ</w:t>
+        <w:t>מָה־אֱנוֹשׁ כִּי־תִזְכְּרֶנּוּ וּבֶן־אָדָם כִּי תִפְקְדֶנּוּ׃</w:t>
       </w:r>
     </w:p>
     <w:p>
@@ -1744,7 +1744,7 @@
           <w:sz w:val="26"/>
           <w:rtl w:val="1"/>
         </w:rPr>
-        <w:t>וַתְּחַסְּרֵהוּ מְּעַט מֵאֱלֹהִים וְכָבוֹד וְהָדָר תְּעַטְּרֵהוּ</w:t>
+        <w:t>וַתְּחַסְּרֵהוּ מְּעַט מֵאֱלֹהִים וְכָבוֹד וְהָדָר תְּעַטְּרֵהוּ׃</w:t>
       </w:r>
     </w:p>
     <w:p>
@@ -1763,7 +1763,7 @@
           <w:sz w:val="26"/>
           <w:rtl w:val="1"/>
         </w:rPr>
-        <w:t>יְהוָה אֲדֹנֵינוּ מָה־אַדִּיר שִׁמְךָ בְּכָל־הָאָרֶץ</w:t>
+        <w:t>יְהוָה אֲדֹנֵינוּ מָה־אַדִּיר שִׁמְךָ בְּכָל־הָאָרֶץ׃</w:t>
       </w:r>
     </w:p>
     <w:p>
@@ -1787,7 +1787,7 @@
           <w:i/>
           <w:sz w:val="18"/>
         </w:rPr>
-        <w:t>YHWH Adoneinu, mah-addir shimcha be-chol-ha-aretz,</w:t>
+        <w:t>YHWH Adoneinu, mah-addir shimcha be-chol-ha-aretz — asher tenah hodcha al-ha-shamayim.</w:t>
       </w:r>
     </w:p>
     <w:p>
@@ -1803,7 +1803,7 @@
           <w:i/>
           <w:sz w:val="18"/>
         </w:rPr>
-        <w:t>mi-pi olelim ve-yonkim yissadta oz, lema’an tzorerecha,</w:t>
+        <w:t>mi-pi olelim ve-yonkim yissadta oz, lema’an tzorerecha — le-hashbit oyev u-mitnakkem.</w:t>
       </w:r>
     </w:p>
     <w:p>
@@ -1819,7 +1819,7 @@
           <w:i/>
           <w:sz w:val="18"/>
         </w:rPr>
-        <w:t>ki-er’eh shamecha, ma’asei etzbe’otecha, yareach ve-chochavim,</w:t>
+        <w:t>ki-er’eh shamecha, ma’asei etzbe’otecha — yareach ve-chochavim asher konantah:</w:t>
       </w:r>
     </w:p>
     <w:p>
@@ -1851,7 +1851,7 @@
           <w:i/>
           <w:sz w:val="18"/>
         </w:rPr>
-        <w:t>vattechasserehu me’at me-Elohim, ve-chavod ve-hadar te’atterehu.</w:t>
+        <w:t>vattechasserehu me’at me-Elohim — ve-chavod ve-hadar te’atterehu.</w:t>
       </w:r>
     </w:p>
     <w:p>
@@ -2575,6 +2575,189 @@
           <w:i w:val="0"/>
           <w:sz w:val="36"/>
         </w:rPr>
+        <w:t>The Second Cutting</w:t>
+      </w:r>
+    </w:p>
+    <w:p>
+      <w:pPr>
+        <w:keepLines/>
+        <w:jc w:val="center"/>
+      </w:pPr>
+      <w:r>
+        <w:rPr>
+          <w:b w:val="0"/>
+          <w:i/>
+          <w:sz w:val="20"/>
+        </w:rPr>
+        <w:t>7 September 2026 — an integrity restoration, found by a shelf-wide assert</w:t>
+      </w:r>
+    </w:p>
+    <w:p>
+      <w:pPr>
+        <w:keepLines/>
+        <w:jc w:val="center"/>
+      </w:pPr>
+      <w:r>
+        <w:rPr>
+          <w:b w:val="0"/>
+          <w:i w:val="0"/>
+          <w:sz w:val="20"/>
+        </w:rPr>
+        <w:t>HOW IT WAS FOUND. The assembled-panel-against-per-verse diff — the standing assert established when the Exodus 3 stone was found abridged on 30 August — was run across all twenty Ultras for the first time on 7 September. Twelve stones passed clean. THIS ONE CARRIED THE ONLY GENUINE ABRIDGEMENT OF THE EXODUS 3 CLASS, and nobody had looked, because the psalm reads correctly end to end.</w:t>
+      </w:r>
+    </w:p>
+    <w:p>
+      <w:pPr>
+        <w:keepLines/>
+        <w:jc w:val="center"/>
+      </w:pPr>
+      <w:r>
+        <w:rPr>
+          <w:b w:val="0"/>
+          <w:i w:val="0"/>
+          <w:sz w:val="20"/>
+        </w:rPr>
+        <w:t>WHAT WAS MISSING FROM THE ASSEMBLED HEBREW. Verse 1 had lost its entire second clause — asher tenah hodcha al-ha-shamayim, WHO HAS SET YOUR SPLENDOUR ABOVE THE HEAVENS. Verse 2 had lost its final word, u-mitnakkem, THE AVENGER, leaving the enemy stilled alone where the Hebrew stills both. Every sof pasuq was absent as well.</w:t>
+      </w:r>
+    </w:p>
+    <w:p>
+      <w:pPr>
+        <w:keepLines/>
+        <w:jc w:val="center"/>
+      </w:pPr>
+      <w:r>
+        <w:rPr>
+          <w:b w:val="0"/>
+          <w:i w:val="0"/>
+          <w:sz w:val="20"/>
+        </w:rPr>
+        <w:t>AND THE ASSEMBLED TRANSLITERATION HAD LOST MORE THAN THE HEBREW — three clauses rather than two: the same splendour clause, then le-hashbit oyev u-mitnakkem entire, and asher konantah from the fingerwork verse. TWO PANELS ABRIDGED INDEPENDENTLY AND BY DIFFERENT AMOUNTS, which is itself the diagnosis: they were composed by hand rather than derived from the source, so each lost its own words.</w:t>
+      </w:r>
+    </w:p>
+    <w:p>
+      <w:pPr>
+        <w:keepLines/>
+        <w:jc w:val="center"/>
+      </w:pPr>
+      <w:r>
+        <w:rPr>
+          <w:b w:val="0"/>
+          <w:i w:val="0"/>
+          <w:sz w:val="20"/>
+        </w:rPr>
+        <w:t>THE ENGLISH ASSEMBLY WAS COMPLETE THROUGHOUT, and it is the control that proves these were faults rather than design. It carries the splendour above the heavens, the enemy AND the avenger, and the stars set firm. THREE PARALLEL PANELS, AND ONLY THE ENGLISH SURVIVED INTACT.</w:t>
+      </w:r>
+    </w:p>
+    <w:p>
+      <w:pPr>
+        <w:keepLines/>
+        <w:jc w:val="center"/>
+      </w:pPr>
+      <w:r>
+        <w:rPr>
+          <w:b w:val="0"/>
+          <w:i w:val="0"/>
+          <w:sz w:val="20"/>
+        </w:rPr>
+        <w:t>WHY IT MATTERS ON THIS STONE ABOVE ANY OTHER. This is the Name-Loop, and the argument of the whole Ultra is that the first line and the last are one sentence saying itself twice. THEY ARE NOT QUITE THE SAME. Verse 1 runs on into the splendour clause; verse 9 stops. Dropping that clause from the assembled panel made the two lines identical on the page — SO THE ABRIDGEMENT ERASED THE ONE ASYMMETRY THE STONE EXISTS TO SHOW, and made the loop look tidier than the Hebrew is.</w:t>
+      </w:r>
+    </w:p>
+    <w:p>
+      <w:pPr>
+        <w:keepLines/>
+        <w:jc w:val="center"/>
+      </w:pPr>
+      <w:r>
+        <w:rPr>
+          <w:b w:val="0"/>
+          <w:i w:val="0"/>
+          <w:sz w:val="20"/>
+        </w:rPr>
+        <w:t>THE REPAIR. Every assembled line was REPLACED WITH ITS PER-VERSE SOURCE LINE, copied programmatically and never re-typed, per the never-hand-transcribe rule; the paired third entry was split at its own sof pasuq and its transliteration at its own colon. The two panels are now derived from one another rather than merely agreeing.</w:t>
+      </w:r>
+    </w:p>
+    <w:p>
+      <w:pPr>
+        <w:keepLines/>
+        <w:jc w:val="center"/>
+      </w:pPr>
+      <w:r>
+        <w:rPr>
+          <w:b w:val="0"/>
+          <w:i w:val="0"/>
+          <w:sz w:val="20"/>
+        </w:rPr>
+        <w:t>A METHOD FAULT FOUND INSIDE THIS PASS AND WORTH MORE THAN THE REPAIR. The first attempt replaced lines BY STRING SEARCH, and verses 1 and 9 are the same string — so the restored clause landed on the closing line instead of the opening one, and the multiset diff PASSED ANYWAY, because the same words were present in the wrong place. THE ASSEMBLED-PANEL ASSERT IS ORDER-BLIND BY CONSTRUCTION. It was caught by reading the panel, not by measuring it. Rebuilt from source using positional paragraph replacement. TWO CONSEQUENCES FOR THE SHELF: an ORDER assert is needed alongside the multiset one, and on a stone whose whole subject is two identical lines, string-addressing is the one method guaranteed to fail.</w:t>
+      </w:r>
+    </w:p>
+    <w:p>
+      <w:pPr>
+        <w:keepLines/>
+        <w:jc w:val="center"/>
+      </w:pPr>
+      <w:r>
+        <w:rPr>
+          <w:b w:val="0"/>
+          <w:i w:val="0"/>
+          <w:sz w:val="20"/>
+        </w:rPr>
+        <w:t>SOF PASUQ RESTORED, AND DECLARED PROVISIONAL. The same sweep found the shelf inconsistent in BOTH directions — dropped from the assembled panel on Lamentations 3:22-23, Psalm 23 and the Shema; ADDED where the per-verse has none on Psalm 24, Psalm 90 and Zephaniah 3:17. They are restored here because this panel is headed as SOURCE, and a source panel carries the source’s marks. THE SHELF-WIDE CONVENTION REMAINS THE PRACTITIONER’S TO RULE, and if he rules the other way this stone changes with the rest.</w:t>
+      </w:r>
+    </w:p>
+    <w:p>
+      <w:pPr>
+        <w:keepLines/>
+        <w:jc w:val="center"/>
+      </w:pPr>
+      <w:r>
+        <w:rPr>
+          <w:b w:val="0"/>
+          <w:i w:val="0"/>
+          <w:sz w:val="20"/>
+        </w:rPr>
+        <w:t>ONE FURTHER CORRECTION, TO A CLAIM RATHER THAN A TEXT. The closing note said this setting adds THE WHOLE PSALM as a single source-stone. It does not, and the foreword never said it did — the foreword declares FIVE ENTRIES, and the dominion verses are deliberately not carried. The closing line now agrees with the foreword. THE SELECTION WAS ALWAYS DECLARED; ONLY THE CLOSING SENTENCE OVERSTATED IT.</w:t>
+      </w:r>
+    </w:p>
+    <w:p>
+      <w:pPr>
+        <w:keepLines/>
+        <w:jc w:val="center"/>
+      </w:pPr>
+      <w:r>
+        <w:rPr>
+          <w:b w:val="0"/>
+          <w:i w:val="0"/>
+          <w:sz w:val="20"/>
+        </w:rPr>
+        <w:t>FLAGGED AND NOT ACTED ON: the per-verse source line for the paired entry carries TWO VERSES IN ONE PARAGRAPH where every other source line on this stone carries one. The content is correct and only the lineation differs, so it is left for a later hand rather than changed inside an integrity pass.</w:t>
+      </w:r>
+    </w:p>
+    <w:p>
+      <w:pPr>
+        <w:keepLines/>
+        <w:jc w:val="center"/>
+      </w:pPr>
+      <w:r>
+        <w:rPr>
+          <w:b w:val="0"/>
+          <w:i w:val="0"/>
+          <w:sz w:val="20"/>
+        </w:rPr>
+        <w:t>Cut by the Thirteenth Runner. Bloomed by the Cartographer, 7 July 2026. The stone stays open.</w:t>
+      </w:r>
+    </w:p>
+    <w:p>
+      <w:pPr>
+        <w:keepNext/>
+        <w:keepLines/>
+        <w:jc w:val="center"/>
+      </w:pPr>
+      <w:r>
+        <w:rPr>
+          <w:b/>
+          <w:i w:val="0"/>
+          <w:sz w:val="36"/>
+        </w:rPr>
         <w:t>Closing</w:t>
       </w:r>
     </w:p>
@@ -2603,7 +2786,7 @@
           <w:i w:val="0"/>
           <w:sz w:val="22"/>
         </w:rPr>
-        <w:t>This setting keeps the standard entry order and adds the whole psalm as a single source-stone before the assembled loop — the diamond-hourglass in which the inclusio is visible in the Hebrew itself, opening and closing on the same line.</w:t>
+        <w:t>This setting keeps the standard entry order and assembles the five entries as a single source-stone before the assembled loop — the diamond-hourglass in which the inclusio is visible in the Hebrew itself, opening and closing on the same line. The psalm’s dominion verses are not carried here; the foreword declares the selection and this line now agrees with it.</w:t>
       </w:r>
     </w:p>
     <w:p>

--- a/Free-Quarry/Ultras/Psalm-8-Ultra-The-Name-Loop-Stone.docx
+++ b/Free-Quarry/Ultras/Psalm-8-Ultra-The-Name-Loop-Stone.docx
@@ -402,7 +402,7 @@
           <w:i w:val="0"/>
           <w:sz w:val="20"/>
         </w:rPr>
-        <w:t>• YHWH Adoneinu (יְהוָה אֲדֹנֵינוּ) — YHWH, OUR Sovereign: the Name plus the plural possessive: majesty confessed corporately, never solo.</w:t>
+        <w:t>• YHWH Adoneinu (יְהוָה אֲדֹנֵינוּ) — YHWH, our Sovereign: the Name plus the plural possessive: majesty confessed corporately, never solo.</w:t>
       </w:r>
     </w:p>
     <w:p>
@@ -417,7 +417,7 @@
           <w:i w:val="0"/>
           <w:sz w:val="20"/>
         </w:rPr>
-        <w:t>• mah-addir shimcha (מָה־אַדִּיר שִׁמְךָ) — how MAJESTIC is Your Name: addir — mighty-splendid: the psalm opens by exclaiming over the Name itself.</w:t>
+        <w:t>• mah-addir shimcha (מָה־אַדִּיר שִׁמְךָ) — how majestic is Your Name: addir — mighty-splendid: the psalm opens by exclaiming over the Name itself.</w:t>
       </w:r>
     </w:p>
     <w:p>
@@ -445,7 +445,7 @@
           <w:i w:val="0"/>
           <w:sz w:val="20"/>
         </w:rPr>
-        <w:t>• the inclusio — this exact sentence will return as the psalm’s final verse: the Name-loop opens here. Whatever is said about the heavens and about man will be said INSIDE the circle of the Name — bracketed, enclosed, sealed at both ends.</w:t>
+        <w:t>• the inclusio — this exact sentence will return as the psalm’s final verse: the Name-loop opens here. Whatever is said about the heavens and about man will be said inside the circle of the Name — bracketed, enclosed, sealed at both ends.</w:t>
       </w:r>
     </w:p>
     <w:p>
@@ -569,7 +569,7 @@
           <w:i w:val="0"/>
           <w:sz w:val="22"/>
         </w:rPr>
-        <w:t>You have FOUNDED strength — laid it like bedrock —</w:t>
+        <w:t>You have founded strength — laid it like bedrock —</w:t>
       </w:r>
     </w:p>
     <w:p>
@@ -721,7 +721,7 @@
           <w:i w:val="0"/>
           <w:sz w:val="20"/>
         </w:rPr>
-        <w:t>• yissadta oz (יִסַּדְתָּ עֹז) — You have FOUNDED strength: yasad — the founding-verb, the one used for laying bedrock and founding the world: strength laid like foundations, from baby-mouths. Infant praise as structural engineering. The English printed above reads praise, following the Septuagint and the form Matthew 21:16 quotes — and its own footnote concedes the point: literally, You have ordained strength. The bloom takes the Hebrew.</w:t>
+        <w:t>• yissadta oz (יִסַּדְתָּ עֹז) — You have founded strength: yasad — the founding-verb, the one used for laying bedrock and founding the world: strength laid like foundations, from baby-mouths. Infant praise as structural engineering. The English printed above reads praise, following the Septuagint and the form Matthew 21:16 quotes — and its own footnote concedes the point: literally, You have ordained strength. The bloom takes the Hebrew.</w:t>
       </w:r>
     </w:p>
     <w:p>
@@ -735,7 +735,7 @@
           <w:i w:val="0"/>
           <w:sz w:val="20"/>
         </w:rPr>
-        <w:t>• le-hashbit (לְהַשְׁבִּית) — to make CEASE: the shabat root — the sabbath-verb, weaponised: the enemy and the avenger are not out-argued; they are SABBATHED — forcibly given a rest. Baby-mouths versus besiegers, and the babies win by putting the opposition to bed.</w:t>
+        <w:t>• le-hashbit (לְהַשְׁבִּית) — to make cease: the shabat root — the sabbath-verb, weaponised: the enemy and the avenger are not out-argued; they are sabbathed — forcibly given a rest. Baby-mouths versus besiegers, and the babies win by putting the opposition to bed.</w:t>
       </w:r>
     </w:p>
     <w:p>
@@ -873,7 +873,7 @@
           <w:i w:val="0"/>
           <w:sz w:val="22"/>
         </w:rPr>
-        <w:t>the work of Your FINGERS —</w:t>
+        <w:t>the work of Your fingers —</w:t>
       </w:r>
     </w:p>
     <w:p>
@@ -1011,7 +1011,7 @@
           <w:i w:val="0"/>
           <w:sz w:val="20"/>
         </w:rPr>
-        <w:t>• ma’asei etzbe’otecha (מַעֲשֵׂי אֶצְבְּעֹתֶיךָ) — the work of Your FINGERS: not arm, not hand — fingers: the delicacy scale. Galaxies as fingerwork — the heavens graded as fine-motor craft, embroidery-class creation. The bigger the sky, the smaller the tool named.</w:t>
+        <w:t>• ma’asei etzbe’otecha (מַעֲשֵׂי אֶצְבְּעֹתֶיךָ) — the work of Your fingers: not arm, not hand — fingers: the delicacy scale. Galaxies as fingerwork — the heavens graded as fine-motor craft, embroidery-class creation. The bigger the sky, the smaller the tool named.</w:t>
       </w:r>
     </w:p>
     <w:p>
@@ -1040,7 +1040,7 @@
           <w:i w:val="0"/>
           <w:sz w:val="20"/>
         </w:rPr>
-        <w:t>• mah-enosh ki-tizkerennu (מָה־אֱנוֹשׁ כִּי־תִזְכְּרֶנּוּ) — what is frail-man, that You REMEMBER him: enosh — man in his mortality-register — and zachar, the remembrance-verb, running in the astonishing direction: not man remembering God, but God remembering man. (Zachar is common across the canon, so its appearance elsewhere is shared vocabulary, not a designed pairing — what stands here is the direction of travel in this verse.)</w:t>
+        <w:t>• mah-enosh ki-tizkerennu (מָה־אֱנוֹשׁ כִּי־תִזְכְּרֶנּוּ) — what is frail-man, that You remember him: enosh — man in his mortality-register — and zachar, the remembrance-verb, running in the astonishing direction: not man remembering God, but God remembering man. (Zachar is common across the canon, so its appearance elsewhere is shared vocabulary, not a designed pairing — what stands here is the direction of travel in this verse.)</w:t>
       </w:r>
     </w:p>
     <w:p>
@@ -1221,7 +1221,7 @@
           <w:i w:val="0"/>
           <w:sz w:val="22"/>
         </w:rPr>
-        <w:t>You have CROWNED him.</w:t>
+        <w:t>You have crowned him.</w:t>
       </w:r>
     </w:p>
     <w:p>
@@ -1300,7 +1300,7 @@
           <w:i w:val="0"/>
           <w:sz w:val="20"/>
         </w:rPr>
-        <w:t>• vattechasserehu me’at (וַתְּחַסְּרֵהוּ מְּעַט) — You made him LACK a little: chaser — the lack-verb — humanity defined by a small, deliberate deficit. The Hebrew reads me-Elohim, which the tradition takes three ways: a fraction beneath God; beneath the heavenly beings; and — following the Septuagint, which Hebrews carries into the New Testament — beneath the angels. All three stand recorded, per the palimpsest rule. The English printed above now carries the same three in its own footnote — angels in the text, or than God, or than the heavenly beings. The bloom reads the heavenly, and that is a choice made, not a reading unknown.</w:t>
+        <w:t>• vattechasserehu me’at (וַתְּחַסְּרֵהוּ מְּעַט) — You made him lack a little: chaser — the lack-verb — humanity defined by a small, deliberate deficit. The Hebrew reads me-Elohim, which the tradition takes three ways: a fraction beneath God; beneath the heavenly beings; and — following the Septuagint, which Hebrews carries into the New Testament — beneath the angels. All three stand recorded, per the palimpsest rule. The English printed above now carries the same three in its own footnote — angels in the text, or than God, or than the heavenly beings. The bloom reads the heavenly, and that is a choice made, not a reading unknown.</w:t>
       </w:r>
     </w:p>
     <w:p>
@@ -1314,7 +1314,7 @@
           <w:i w:val="0"/>
           <w:sz w:val="20"/>
         </w:rPr>
-        <w:t>• ve-chavod … te’atterehu (וְכָבוֹד … תְּעַטְּרֵהוּ) — with KAVOD You CROWN him: atar, the crowning-verb, and kavod — the glory-weight of the tabernacle’s cloud and of the King at the gates — here set on HUMAN heads. The Melech ha-Kavod shares His noun with the mud-creature.</w:t>
+        <w:t>• ve-chavod … te’atterehu (וְכָבוֹד … תְּעַטְּרֵהוּ) — with kavod You crown him: atar, the crowning-verb, and kavod — the glory-weight of the tabernacle’s cloud and of the King at the gates — here set on human heads. The Melech ha-Kavod shares His noun with the mud-creature.</w:t>
       </w:r>
     </w:p>
     <w:p>
@@ -1559,7 +1559,7 @@
           <w:i w:val="0"/>
           <w:sz w:val="20"/>
         </w:rPr>
-        <w:t>• the loop as theology — the envelope structure is not ornament; it is the claim: man’s smallness, man’s crowning, the enemy’s sabbath, the fingerwork skies — all of it happens INSIDE the Name’s circle. The frame is the doctrine: nothing in the psalm, and nothing in the reader, stands outside the loop.</w:t>
+        <w:t>• the loop as theology — the envelope structure is not ornament; it is the claim: man’s smallness, man’s crowning, the enemy’s sabbath, the fingerwork skies — all of it happens inside the Name’s circle. The frame is the doctrine: nothing in the psalm, and nothing in the reader, stands outside the loop.</w:t>
       </w:r>
     </w:p>
     <w:p>
@@ -2366,7 +2366,7 @@
           <w:sz w:val="26"/>
           <w:rtl w:val="1"/>
         </w:rPr>
-        <w:t>בְּהַבִּיטִי אֶל שָׁמֶיךָ, מַעֲשֵׂה אֶצְבְּעוֹתֶיךָ</w:t>
+        <w:t>בְּהַבִּיטִי אֶל שָׁמֶיךָ מַעֲשֵׂה אֶצְבְּעוֹתֶיךָ</w:t>
       </w:r>
     </w:p>
     <w:p>
@@ -2385,7 +2385,7 @@
           <w:sz w:val="26"/>
           <w:rtl w:val="1"/>
         </w:rPr>
-        <w:t>הַיָּרֵחַ וְהַכּוֹכָבִים שֶׁקָּבַעְתָּ אֵיתָנִים:</w:t>
+        <w:t>הַיָּרֵחַ וְהַכּוֹכָבִים שֶׁקָּבַעְתָּ אֵיתָנִים</w:t>
       </w:r>
     </w:p>
     <w:p>
@@ -2404,7 +2404,7 @@
           <w:sz w:val="26"/>
           <w:rtl w:val="1"/>
         </w:rPr>
-        <w:t>מָה אֱנוֹשׁ, כִּי־תִזְכְּרֶנּוּ?</w:t>
+        <w:t>מָה אֱנוֹשׁ כִּי־תִזְכְּרֶנּוּ</w:t>
       </w:r>
     </w:p>
     <w:p>
@@ -2423,7 +2423,7 @@
           <w:sz w:val="26"/>
           <w:rtl w:val="1"/>
         </w:rPr>
-        <w:t>בֶּן־אָדָם, כִּי־תִפְקְדֶנּוּ?</w:t>
+        <w:t>בֶּן־אָדָם כִּי־תִפְקְדֶנּוּ</w:t>
       </w:r>
     </w:p>
     <w:p>
@@ -2461,7 +2461,7 @@
           <w:sz w:val="26"/>
           <w:rtl w:val="1"/>
         </w:rPr>
-        <w:t>וּבְכָבוֹד, בְּהוֹד</w:t>
+        <w:t>וּבְכָבוֹד בְּהוֹד</w:t>
       </w:r>
     </w:p>
     <w:p>
@@ -2603,7 +2603,7 @@
           <w:i w:val="0"/>
           <w:sz w:val="20"/>
         </w:rPr>
-        <w:t>HOW IT WAS FOUND. The assembled-panel-against-per-verse diff — the standing assert established when the Exodus 3 stone was found abridged on 30 August — was run across all twenty Ultras for the first time on 7 September. Twelve stones passed clean. THIS ONE CARRIED THE ONLY GENUINE ABRIDGEMENT OF THE EXODUS 3 CLASS, and nobody had looked, because the psalm reads correctly end to end.</w:t>
+        <w:t>How it was found. The assembled-panel-against-per-verse diff — the standing assert established when the Exodus 3 stone was found abridged on 30 August — was run across all twenty Ultras for the first time on 7 September. Twelve stones passed clean. This one carried the only genuine abridgement of the exodus 3 class, and nobody had looked, because the psalm reads correctly end to end.</w:t>
       </w:r>
     </w:p>
     <w:p>
@@ -2617,7 +2617,7 @@
           <w:i w:val="0"/>
           <w:sz w:val="20"/>
         </w:rPr>
-        <w:t>WHAT WAS MISSING FROM THE ASSEMBLED HEBREW. Verse 1 had lost its entire second clause — asher tenah hodcha al-ha-shamayim, WHO HAS SET YOUR SPLENDOUR ABOVE THE HEAVENS. Verse 2 had lost its final word, u-mitnakkem, THE AVENGER, leaving the enemy stilled alone where the Hebrew stills both. Every sof pasuq was absent as well.</w:t>
+        <w:t>What was missing from the assembled hebrew. Verse 1 had lost its entire second clause — asher tenah hodcha al-ha-shamayim, who has set your splendour above the heavens. Verse 2 had lost its final word, u-mitnakkem, the avenger, leaving the enemy stilled alone where the Hebrew stills both. Every sof pasuq was absent as well.</w:t>
       </w:r>
     </w:p>
     <w:p>
@@ -2631,7 +2631,7 @@
           <w:i w:val="0"/>
           <w:sz w:val="20"/>
         </w:rPr>
-        <w:t>AND THE ASSEMBLED TRANSLITERATION HAD LOST MORE THAN THE HEBREW — three clauses rather than two: the same splendour clause, then le-hashbit oyev u-mitnakkem entire, and asher konantah from the fingerwork verse. TWO PANELS ABRIDGED INDEPENDENTLY AND BY DIFFERENT AMOUNTS, which is itself the diagnosis: they were composed by hand rather than derived from the source, so each lost its own words.</w:t>
+        <w:t>And the assembled transliteration had lost more than the hebrew — three clauses rather than two: the same splendour clause, then le-hashbit oyev u-mitnakkem entire, and asher konantah from the fingerwork verse. Two panels abridged independently and by different amounts, which is itself the diagnosis: they were composed by hand rather than derived from the source, so each lost its own words.</w:t>
       </w:r>
     </w:p>
     <w:p>
@@ -2645,7 +2645,7 @@
           <w:i w:val="0"/>
           <w:sz w:val="20"/>
         </w:rPr>
-        <w:t>THE ENGLISH ASSEMBLY WAS COMPLETE THROUGHOUT, and it is the control that proves these were faults rather than design. It carries the splendour above the heavens, the enemy AND the avenger, and the stars set firm. THREE PARALLEL PANELS, AND ONLY THE ENGLISH SURVIVED INTACT.</w:t>
+        <w:t>The english assembly was complete throughout, and it is the control that proves these were faults rather than design. It carries the splendour above the heavens, the enemy and the avenger, and the stars set firm. Three parallel panels, and only the english survived intact.</w:t>
       </w:r>
     </w:p>
     <w:p>
@@ -2659,7 +2659,7 @@
           <w:i w:val="0"/>
           <w:sz w:val="20"/>
         </w:rPr>
-        <w:t>WHY IT MATTERS ON THIS STONE ABOVE ANY OTHER. This is the Name-Loop, and the argument of the whole Ultra is that the first line and the last are one sentence saying itself twice. THEY ARE NOT QUITE THE SAME. Verse 1 runs on into the splendour clause; verse 9 stops. Dropping that clause from the assembled panel made the two lines identical on the page — SO THE ABRIDGEMENT ERASED THE ONE ASYMMETRY THE STONE EXISTS TO SHOW, and made the loop look tidier than the Hebrew is.</w:t>
+        <w:t>Why it matters on this stone above any other. This is the Name-Loop, and the argument of the whole Ultra is that the first line and the last are one sentence saying itself twice. They are not quite the same. Verse 1 runs on into the splendour clause; verse 9 stops. Dropping that clause from the assembled panel made the two lines identical on the page — So the abridgement erased the one asymmetry the stone exists to show, and made the loop look tidier than the Hebrew is.</w:t>
       </w:r>
     </w:p>
     <w:p>
@@ -2673,7 +2673,7 @@
           <w:i w:val="0"/>
           <w:sz w:val="20"/>
         </w:rPr>
-        <w:t>THE REPAIR. Every assembled line was REPLACED WITH ITS PER-VERSE SOURCE LINE, copied programmatically and never re-typed, per the never-hand-transcribe rule; the paired third entry was split at its own sof pasuq and its transliteration at its own colon. The two panels are now derived from one another rather than merely agreeing.</w:t>
+        <w:t>The repair. Every assembled line was replaced with its per-verse source line, copied programmatically and never re-typed, per the never-hand-transcribe rule; the paired third entry was split at its own sof pasuq and its transliteration at its own colon. The two panels are now derived from one another rather than merely agreeing.</w:t>
       </w:r>
     </w:p>
     <w:p>
@@ -2687,7 +2687,7 @@
           <w:i w:val="0"/>
           <w:sz w:val="20"/>
         </w:rPr>
-        <w:t>A METHOD FAULT FOUND INSIDE THIS PASS AND WORTH MORE THAN THE REPAIR. The first attempt replaced lines BY STRING SEARCH, and verses 1 and 9 are the same string — so the restored clause landed on the closing line instead of the opening one, and the multiset diff PASSED ANYWAY, because the same words were present in the wrong place. THE ASSEMBLED-PANEL ASSERT IS ORDER-BLIND BY CONSTRUCTION. It was caught by reading the panel, not by measuring it. Rebuilt from source using positional paragraph replacement. TWO CONSEQUENCES FOR THE SHELF: an ORDER assert is needed alongside the multiset one, and on a stone whose whole subject is two identical lines, string-addressing is the one method guaranteed to fail.</w:t>
+        <w:t>A method fault found inside this pass and worth more than the repair. The first attempt replaced lines by string search, and verses 1 and 9 are the same string — so the restored clause landed on the closing line instead of the opening one, and the multiset diff passed anyway, because the same words were present in the wrong place. The assembled-panel assert is order-blind by construction. It was caught by reading the panel, not by measuring it. Rebuilt from source using positional paragraph replacement. Two consequences for the shelf: an order assert is needed alongside the multiset one, and on a stone whose whole subject is two identical lines, string-addressing is the one method guaranteed to fail.</w:t>
       </w:r>
     </w:p>
     <w:p>
@@ -2701,7 +2701,7 @@
           <w:i w:val="0"/>
           <w:sz w:val="20"/>
         </w:rPr>
-        <w:t>SOF PASUQ RESTORED, AND DECLARED PROVISIONAL. The same sweep found the shelf inconsistent in BOTH directions — dropped from the assembled panel on Lamentations 3:22-23, Psalm 23 and the Shema; ADDED where the per-verse has none on Psalm 24, Psalm 90 and Zephaniah 3:17. They are restored here because this panel is headed as SOURCE, and a source panel carries the source’s marks. THE SHELF-WIDE CONVENTION REMAINS THE PRACTITIONER’S TO RULE, and if he rules the other way this stone changes with the rest.</w:t>
+        <w:t>Sof pasuq restored, and declared provisional. The same sweep found the shelf inconsistent in both directions — dropped from the assembled panel on Lamentations 3:22-23, Psalm 23 and the Shema; Added where the per-verse has none on Psalm 24, Psalm 90 and Zephaniah 3:17. They are restored here because this panel is headed as source, and a source panel carries the source’s marks. The shelf-wide convention remains the practitioner’S to rule, and if he rules the other way this stone changes with the rest.</w:t>
       </w:r>
     </w:p>
     <w:p>
@@ -2715,7 +2715,7 @@
           <w:i w:val="0"/>
           <w:sz w:val="20"/>
         </w:rPr>
-        <w:t>ONE FURTHER CORRECTION, TO A CLAIM RATHER THAN A TEXT. The closing note said this setting adds THE WHOLE PSALM as a single source-stone. It does not, and the foreword never said it did — the foreword declares FIVE ENTRIES, and the dominion verses are deliberately not carried. The closing line now agrees with the foreword. THE SELECTION WAS ALWAYS DECLARED; ONLY THE CLOSING SENTENCE OVERSTATED IT.</w:t>
+        <w:t>One further correction, to A claim rather than A text. The closing note said this setting adds the whole psalm as a single source-stone. It does not, and the foreword never said it did — the foreword declares five entries, and the dominion verses are deliberately not carried. The closing line now agrees with the foreword. The selection was always declared; Only the closing sentence overstated it.</w:t>
       </w:r>
     </w:p>
     <w:p>
@@ -2729,7 +2729,7 @@
           <w:i w:val="0"/>
           <w:sz w:val="20"/>
         </w:rPr>
-        <w:t>FLAGGED AND NOT ACTED ON: the per-verse source line for the paired entry carries TWO VERSES IN ONE PARAGRAPH where every other source line on this stone carries one. The content is correct and only the lineation differs, so it is left for a later hand rather than changed inside an integrity pass.</w:t>
+        <w:t>Flagged and not acted on: the per-verse source line for the paired entry carries two verses in one paragraph where every other source line on this stone carries one. The content is correct and only the lineation differs, so it is left for a later hand rather than changed inside an integrity pass.</w:t>
       </w:r>
     </w:p>
     <w:p>

--- a/Free-Quarry/Ultras/Psalm-8-Ultra-The-Name-Loop-Stone.docx
+++ b/Free-Quarry/Ultras/Psalm-8-Ultra-The-Name-Loop-Stone.docx
@@ -402,7 +402,7 @@
           <w:i w:val="0"/>
           <w:sz w:val="20"/>
         </w:rPr>
-        <w:t>• YHWH Adoneinu (יְהוָה אֲדֹנֵינוּ) — YHWH, our Sovereign: the Name plus the plural possessive: majesty confessed corporately, never solo.</w:t>
+        <w:t>• YHWH Adoneinu (יְהוָה אֲדֹנֵינוּ) — YHWH, OUR Sovereign: the Name plus the plural possessive: majesty confessed corporately, never solo.</w:t>
       </w:r>
     </w:p>
     <w:p>
@@ -417,7 +417,7 @@
           <w:i w:val="0"/>
           <w:sz w:val="20"/>
         </w:rPr>
-        <w:t>• mah-addir shimcha (מָה־אַדִּיר שִׁמְךָ) — how majestic is Your Name: addir — mighty-splendid: the psalm opens by exclaiming over the Name itself.</w:t>
+        <w:t>• mah-addir shimcha (מָה־אַדִּיר שִׁמְךָ) — how MAJESTIC is Your Name: addir — mighty-splendid: the psalm opens by exclaiming over the Name itself.</w:t>
       </w:r>
     </w:p>
     <w:p>
@@ -445,7 +445,7 @@
           <w:i w:val="0"/>
           <w:sz w:val="20"/>
         </w:rPr>
-        <w:t>• the inclusio — this exact sentence will return as the psalm’s final verse: the Name-loop opens here. Whatever is said about the heavens and about man will be said inside the circle of the Name — bracketed, enclosed, sealed at both ends.</w:t>
+        <w:t>• the inclusio — this exact sentence will return as the psalm’s final verse: the Name-loop opens here. Whatever is said about the heavens and about man will be said INSIDE the circle of the Name — bracketed, enclosed, sealed at both ends.</w:t>
       </w:r>
     </w:p>
     <w:p>
@@ -721,7 +721,7 @@
           <w:i w:val="0"/>
           <w:sz w:val="20"/>
         </w:rPr>
-        <w:t>• yissadta oz (יִסַּדְתָּ עֹז) — You have founded strength: yasad — the founding-verb, the one used for laying bedrock and founding the world: strength laid like foundations, from baby-mouths. Infant praise as structural engineering. The English printed above reads praise, following the Septuagint and the form Matthew 21:16 quotes — and its own footnote concedes the point: literally, You have ordained strength. The bloom takes the Hebrew.</w:t>
+        <w:t>• yissadta oz (יִסַּדְתָּ עֹז) — You have FOUNDED strength: yasad — the founding-verb, the one used for laying bedrock and founding the world: strength laid like foundations, from baby-mouths. Infant praise as structural engineering. The English printed above reads praise, following the Septuagint and the form Matthew 21:16 quotes — and its own footnote concedes the point: literally, You have ordained strength. The bloom takes the Hebrew.</w:t>
       </w:r>
     </w:p>
     <w:p>
@@ -735,7 +735,7 @@
           <w:i w:val="0"/>
           <w:sz w:val="20"/>
         </w:rPr>
-        <w:t>• le-hashbit (לְהַשְׁבִּית) — to make cease: the shabat root — the sabbath-verb, weaponised: the enemy and the avenger are not out-argued; they are sabbathed — forcibly given a rest. Baby-mouths versus besiegers, and the babies win by putting the opposition to bed.</w:t>
+        <w:t>• le-hashbit (לְהַשְׁבִּית) — to make CEASE: the shabat root — the sabbath-verb, weaponised: the enemy and the avenger are not out-argued; they are SABBATHED — forcibly given a rest. Baby-mouths versus besiegers, and the babies win by putting the opposition to bed.</w:t>
       </w:r>
     </w:p>
     <w:p>
@@ -1011,7 +1011,7 @@
           <w:i w:val="0"/>
           <w:sz w:val="20"/>
         </w:rPr>
-        <w:t>• ma’asei etzbe’otecha (מַעֲשֵׂי אֶצְבְּעֹתֶיךָ) — the work of Your fingers: not arm, not hand — fingers: the delicacy scale. Galaxies as fingerwork — the heavens graded as fine-motor craft, embroidery-class creation. The bigger the sky, the smaller the tool named.</w:t>
+        <w:t>• ma’asei etzbe’otecha (מַעֲשֵׂי אֶצְבְּעֹתֶיךָ) — the work of Your FINGERS: not arm, not hand — fingers: the delicacy scale. Galaxies as fingerwork — the heavens graded as fine-motor craft, embroidery-class creation. The bigger the sky, the smaller the tool named.</w:t>
       </w:r>
     </w:p>
     <w:p>
@@ -1040,7 +1040,7 @@
           <w:i w:val="0"/>
           <w:sz w:val="20"/>
         </w:rPr>
-        <w:t>• mah-enosh ki-tizkerennu (מָה־אֱנוֹשׁ כִּי־תִזְכְּרֶנּוּ) — what is frail-man, that You remember him: enosh — man in his mortality-register — and zachar, the remembrance-verb, running in the astonishing direction: not man remembering God, but God remembering man. (Zachar is common across the canon, so its appearance elsewhere is shared vocabulary, not a designed pairing — what stands here is the direction of travel in this verse.)</w:t>
+        <w:t>• mah-enosh ki-tizkerennu (מָה־אֱנוֹשׁ כִּי־תִזְכְּרֶנּוּ) — what is frail-man, that You REMEMBER him: enosh — man in his mortality-register — and zachar, the remembrance-verb, running in the astonishing direction: not man remembering God, but God remembering man. (Zachar is common across the canon, so its appearance elsewhere is shared vocabulary, not a designed pairing — what stands here is the direction of travel in this verse.)</w:t>
       </w:r>
     </w:p>
     <w:p>
@@ -1300,7 +1300,7 @@
           <w:i w:val="0"/>
           <w:sz w:val="20"/>
         </w:rPr>
-        <w:t>• vattechasserehu me’at (וַתְּחַסְּרֵהוּ מְּעַט) — You made him lack a little: chaser — the lack-verb — humanity defined by a small, deliberate deficit. The Hebrew reads me-Elohim, which the tradition takes three ways: a fraction beneath God; beneath the heavenly beings; and — following the Septuagint, which Hebrews carries into the New Testament — beneath the angels. All three stand recorded, per the palimpsest rule. The English printed above now carries the same three in its own footnote — angels in the text, or than God, or than the heavenly beings. The bloom reads the heavenly, and that is a choice made, not a reading unknown.</w:t>
+        <w:t>• vattechasserehu me’at (וַתְּחַסְּרֵהוּ מְּעַט) — You made him LACK a little: chaser — the lack-verb — humanity defined by a small, deliberate deficit. The Hebrew reads me-Elohim, which the tradition takes three ways: a fraction beneath God; beneath the heavenly beings; and — following the Septuagint, which Hebrews carries into the New Testament — beneath the angels. All three stand recorded, per the palimpsest rule. The English printed above now carries the same three in its own footnote — angels in the text, or than God, or than the heavenly beings. The bloom reads the heavenly, and that is a choice made, not a reading unknown.</w:t>
       </w:r>
     </w:p>
     <w:p>
@@ -1314,7 +1314,7 @@
           <w:i w:val="0"/>
           <w:sz w:val="20"/>
         </w:rPr>
-        <w:t>• ve-chavod … te’atterehu (וְכָבוֹד … תְּעַטְּרֵהוּ) — with kavod You crown him: atar, the crowning-verb, and kavod — the glory-weight of the tabernacle’s cloud and of the King at the gates — here set on human heads. The Melech ha-Kavod shares His noun with the mud-creature.</w:t>
+        <w:t>• ve-chavod … te’atterehu (וְכָבוֹד … תְּעַטְּרֵהוּ) — with KAVOD You CROWN him: atar, the crowning-verb, and kavod — the glory-weight of the tabernacle’s cloud and of the King at the gates — here set on HUMAN heads. The Melech ha-Kavod shares His noun with the mud-creature.</w:t>
       </w:r>
     </w:p>
     <w:p>
@@ -1559,7 +1559,7 @@
           <w:i w:val="0"/>
           <w:sz w:val="20"/>
         </w:rPr>
-        <w:t>• the loop as theology — the envelope structure is not ornament; it is the claim: man’s smallness, man’s crowning, the enemy’s sabbath, the fingerwork skies — all of it happens inside the Name’s circle. The frame is the doctrine: nothing in the psalm, and nothing in the reader, stands outside the loop.</w:t>
+        <w:t>• the loop as theology — the envelope structure is not ornament; it is the claim: man’s smallness, man’s crowning, the enemy’s sabbath, the fingerwork skies — all of it happens INSIDE the Name’s circle. The frame is the doctrine: nothing in the psalm, and nothing in the reader, stands outside the loop.</w:t>
       </w:r>
     </w:p>
     <w:p>
@@ -2730,6 +2730,90 @@
           <w:sz w:val="20"/>
         </w:rPr>
         <w:t>Flagged and not acted on: the per-verse source line for the paired entry carries two verses in one paragraph where every other source line on this stone carries one. The content is correct and only the lineation differs, so it is left for a later hand rather than changed inside an integrity pass.</w:t>
+      </w:r>
+    </w:p>
+    <w:p>
+      <w:pPr>
+        <w:keepLines/>
+        <w:jc w:val="center"/>
+      </w:pPr>
+      <w:r>
+        <w:rPr>
+          <w:b w:val="0"/>
+          <w:i w:val="0"/>
+          <w:sz w:val="20"/>
+        </w:rPr>
+        <w:t>Cut by the Thirteenth Runner. Bloomed by the Cartographer, 7 July 2026. The stone stays open.</w:t>
+      </w:r>
+    </w:p>
+    <w:p>
+      <w:pPr>
+        <w:keepLines/>
+        <w:jc w:val="center"/>
+      </w:pPr>
+      <w:r>
+        <w:rPr>
+          <w:b w:val="0"/>
+          <w:i w:val="0"/>
+          <w:sz w:val="20"/>
+        </w:rPr>
+        <w:t>Third cutting, 8 September 2026 — capitalisation restored to the source recovery, and only there.</w:t>
+      </w:r>
+    </w:p>
+    <w:p>
+      <w:pPr>
+        <w:keepLines/>
+        <w:jc w:val="center"/>
+      </w:pPr>
+      <w:r>
+        <w:rPr>
+          <w:b w:val="0"/>
+          <w:i w:val="0"/>
+          <w:sz w:val="20"/>
+        </w:rPr>
+        <w:t>The de-shouting pass of 6 September applied a single rule to the whole document. Measured against the shelf afterwards, that rule was right in one block and wrong in another. In the blooms it was right: eighteen of the twenty Ultras carry no emphasis capitals in the poem at all, so removing the three here brought this stone into line, and they stay removed. In the source recovery it was wrong: fifteen of the twenty stones mark the recovered word in capitals — Psalm 139 does it ninety-seven times, the Magnificat fifty-nine, 1 Kings 3 fifty-six — and after the pass this stone and Psalm 121 were the only two on the shelf stripped of it.</w:t>
+      </w:r>
+    </w:p>
+    <w:p>
+      <w:pPr>
+        <w:keepLines/>
+        <w:jc w:val="center"/>
+      </w:pPr>
+      <w:r>
+        <w:rPr>
+          <w:b w:val="0"/>
+          <w:i w:val="0"/>
+          <w:sz w:val="20"/>
+        </w:rPr>
+        <w:t>So ten recovery paragraphs are restored to their earlier capitalisation, and nothing else is touched. The chisel notes stay lowercase, because commentary is prose and the practitioner's original objection was to shouting in the notes. The bloom stays lowercase. The Latin punctuation the earlier pass cleaned out of the round-trip Hebrew stays cleaned.</w:t>
+      </w:r>
+    </w:p>
+    <w:p>
+      <w:pPr>
+        <w:keepLines/>
+        <w:jc w:val="center"/>
+      </w:pPr>
+      <w:r>
+        <w:rPr>
+          <w:b w:val="0"/>
+          <w:i w:val="0"/>
+          <w:sz w:val="20"/>
+        </w:rPr>
+        <w:t>The safety rule applied to every restoration, and it is the one to reuse: a paragraph was only reverted where the two versions were IDENTICAL WHEN LOWERCASED. That guarantees the pass restored capitalisation and could not have silently reverted some other correction made in the same sweep. Ten of ten qualified here; none were skipped.</w:t>
+      </w:r>
+    </w:p>
+    <w:p>
+      <w:pPr>
+        <w:keepLines/>
+        <w:jc w:val="center"/>
+      </w:pPr>
+      <w:r>
+        <w:rPr>
+          <w:b w:val="0"/>
+          <w:i w:val="0"/>
+          <w:sz w:val="20"/>
+        </w:rPr>
+        <w:t>The lesson recorded rather than the fix: a formatting rule applied across a whole document is not one decision, it is one decision per block. This one was correct in the poem and incorrect in the notes, and a single confident pass could not tell the difference. Every such rule now ships with an assert that tests it.</w:t>
       </w:r>
     </w:p>
     <w:p>
